--- a/public/dgipr/docs/ms-3331-2.docx
+++ b/public/dgipr/docs/ms-3331-2.docx
@@ -267,7 +267,7 @@
           <w:szCs w:val="21"/>
           <w:lang w:bidi="mr-IN"/>
         </w:rPr>
-        <w:t>प्रकल्पाची लांबी -  ९.६६० किलोमीटर चार पदरी उन्नत मार्ग</w:t>
+        <w:t>प्रकल्पाची लांबी - ९.६६० किलोमीटर चार पदरी उन्नत मार्ग</w:t>
       </w:r>
     </w:p>
     <w:p>
